--- a/00-首页/题组Word/习题书/第二篇-结构化学/8-结构推断与综合-教师版.docx
+++ b/00-首页/题组Word/习题书/第二篇-结构化学/8-结构推断与综合-教师版.docx
@@ -441,6 +441,8 @@
       <w:pPr>
         <w:pStyle w:val="BodyText"/>
         <w:spacing w:before="120"/>
+        <w:ind w:left="480" w:hanging="480"/>
+        <w:spacing w:after="0"/>
       </w:pPr>
       <w:r>
         <w:rPr>
@@ -522,7 +524,21 @@
         <w:rPr>
           <w:rFonts w:ascii="Times New Roman" w:hAnsi="Times New Roman" w:eastAsia="Times New Roman" w:cs="Times New Roman"/>
         </w:rPr>
-        <w:t xml:space="preserve">　　B. </w:t>
+        <w:t xml:space="preserve">　　</w:t>
+      </w:r>
+    </w:p>
+    <w:p>
+      <w:pPr>
+        <w:pStyle w:val="BodyText"/>
+        <w:spacing w:before="120"/>
+        <w:ind w:left="480" w:hanging="480"/>
+        <w:spacing w:before="0" w:after="0"/>
+      </w:pPr>
+      <w:r>
+        <w:rPr>
+          <w:rFonts w:ascii="Times New Roman" w:hAnsi="Times New Roman" w:eastAsia="Times New Roman" w:cs="Times New Roman"/>
+        </w:rPr>
+        <w:t xml:space="preserve">B. </w:t>
       </w:r>
       <w:r>
         <w:rPr>
@@ -560,7 +576,21 @@
         <w:rPr>
           <w:rFonts w:ascii="Times New Roman" w:hAnsi="Times New Roman" w:eastAsia="Times New Roman" w:cs="Times New Roman"/>
         </w:rPr>
-        <w:t xml:space="preserve">　　C. M </w:t>
+        <w:t xml:space="preserve">　　</w:t>
+      </w:r>
+    </w:p>
+    <w:p>
+      <w:pPr>
+        <w:pStyle w:val="BodyText"/>
+        <w:spacing w:before="120"/>
+        <w:ind w:left="480" w:hanging="480"/>
+        <w:spacing w:before="0" w:after="0"/>
+      </w:pPr>
+      <w:r>
+        <w:rPr>
+          <w:rFonts w:ascii="Times New Roman" w:hAnsi="Times New Roman" w:eastAsia="Times New Roman" w:cs="Times New Roman"/>
+        </w:rPr>
+        <w:t xml:space="preserve">C. M </w:t>
       </w:r>
       <w:r>
         <w:rPr>
@@ -584,7 +614,21 @@
         <w:rPr>
           <w:rFonts w:ascii="Times New Roman" w:hAnsi="Times New Roman" w:eastAsia="Times New Roman" w:cs="Times New Roman"/>
         </w:rPr>
-        <w:t xml:space="preserve">　　D.</w:t>
+        <w:t xml:space="preserve">　　</w:t>
+      </w:r>
+    </w:p>
+    <w:p>
+      <w:pPr>
+        <w:pStyle w:val="BodyText"/>
+        <w:spacing w:before="120"/>
+        <w:ind w:left="480" w:hanging="480"/>
+        <w:spacing w:before="0" w:after="180"/>
+      </w:pPr>
+      <w:r>
+        <w:rPr>
+          <w:rFonts w:ascii="Times New Roman" w:hAnsi="Times New Roman" w:eastAsia="Times New Roman" w:cs="Times New Roman"/>
+        </w:rPr>
+        <w:t xml:space="preserve">D.</w:t>
       </w:r>
       <w:r>
         <w:rPr>
@@ -7663,12 +7707,7 @@
       </w:r>
     </w:p>
     <w:p>
-      <w:pPr>
-        <w:numPr>
-          <w:ilvl w:val="0"/>
-          <w:numId w:val="1003"/>
-        </w:numPr>
-      </w:pPr>
+      <w:pPr/>
       <w:r>
         <w:rPr>
           <w:rFonts w:ascii="Times New Roman" w:hAnsi="Times New Roman" w:eastAsia="Times New Roman" w:cs="Times New Roman"/>
@@ -9314,7 +9353,7 @@
         </w:rPr>
         <w:drawing>
           <wp:inline>
-            <wp:extent cx="3240000" cy="3023123"/>
+            <wp:extent cx="3240000" cy="2970548"/>
             <wp:effectExtent b="0" l="0" r="0" t="0"/>
             <wp:docPr descr="" title="" id="22" name="Picture"/>
             <a:graphic>
@@ -9335,7 +9374,7 @@
                   <pic:spPr bwMode="auto">
                     <a:xfrm>
                       <a:off x="0" y="0"/>
-                      <a:ext cx="3240000" cy="3023123"/>
+                      <a:ext cx="3240000" cy="2970548"/>
                     </a:xfrm>
                     <a:prstGeom prst="rect">
                       <a:avLst/>
@@ -10785,7 +10824,7 @@
         </w:rPr>
         <w:drawing>
           <wp:inline>
-            <wp:extent cx="3240000" cy="2821034"/>
+            <wp:extent cx="3193448" cy="2821034"/>
             <wp:effectExtent b="0" l="0" r="0" t="0"/>
             <wp:docPr descr="" title="" id="28" name="Picture"/>
             <a:graphic>
@@ -10806,7 +10845,7 @@
                   <pic:spPr bwMode="auto">
                     <a:xfrm>
                       <a:off x="0" y="0"/>
-                      <a:ext cx="3240000" cy="2821034"/>
+                      <a:ext cx="3193448" cy="2821034"/>
                     </a:xfrm>
                     <a:prstGeom prst="rect">
                       <a:avLst/>
@@ -10884,7 +10923,7 @@
         </w:rPr>
         <w:drawing>
           <wp:inline>
-            <wp:extent cx="3240000" cy="2559847"/>
+            <wp:extent cx="3165801" cy="2559847"/>
             <wp:effectExtent b="0" l="0" r="0" t="0"/>
             <wp:docPr descr="" title="" id="31" name="Picture"/>
             <a:graphic>
@@ -10905,7 +10944,7 @@
                   <pic:spPr bwMode="auto">
                     <a:xfrm>
                       <a:off x="0" y="0"/>
-                      <a:ext cx="3240000" cy="2559847"/>
+                      <a:ext cx="3165801" cy="2559847"/>
                     </a:xfrm>
                     <a:prstGeom prst="rect">
                       <a:avLst/>
@@ -12333,7 +12372,7 @@
         </w:rPr>
         <w:drawing>
           <wp:inline>
-            <wp:extent cx="3240000" cy="2756571"/>
+            <wp:extent cx="3240000" cy="2705143"/>
             <wp:effectExtent b="0" l="0" r="0" t="0"/>
             <wp:docPr descr="" title="" id="40" name="Picture"/>
             <a:graphic>
@@ -12354,7 +12393,7 @@
                   <pic:spPr bwMode="auto">
                     <a:xfrm>
                       <a:off x="0" y="0"/>
-                      <a:ext cx="3240000" cy="2756571"/>
+                      <a:ext cx="3240000" cy="2705143"/>
                     </a:xfrm>
                     <a:prstGeom prst="rect">
                       <a:avLst/>

--- a/00-首页/题组Word/习题书/第二篇-结构化学/8-结构推断与综合-教师版.docx
+++ b/00-首页/题组Word/习题书/第二篇-结构化学/8-结构推断与综合-教师版.docx
@@ -4167,7 +4167,7 @@
         <m:sSub>
           <m:e>
             <m:r>
-              <m:t>​</m:t>
+              <m:t xml:space="preserve"> </m:t>
             </m:r>
           </m:e>
           <m:sub>
@@ -4187,7 +4187,7 @@
         <m:sSub>
           <m:e>
             <m:r>
-              <m:t>​</m:t>
+              <m:t xml:space="preserve"> </m:t>
             </m:r>
           </m:e>
           <m:sub>
@@ -4207,7 +4207,7 @@
         <m:sSub>
           <m:e>
             <m:r>
-              <m:t>​</m:t>
+              <m:t xml:space="preserve"> </m:t>
             </m:r>
           </m:e>
           <m:sub>
@@ -4227,7 +4227,7 @@
         <m:sSub>
           <m:e>
             <m:r>
-              <m:t>​</m:t>
+              <m:t xml:space="preserve"> </m:t>
             </m:r>
           </m:e>
           <m:sub>
@@ -4247,7 +4247,7 @@
         <m:sSub>
           <m:e>
             <m:r>
-              <m:t>​</m:t>
+              <m:t xml:space="preserve"> </m:t>
             </m:r>
           </m:e>
           <m:sub>
@@ -4267,7 +4267,7 @@
         <m:sSub>
           <m:e>
             <m:r>
-              <m:t>​</m:t>
+              <m:t xml:space="preserve"> </m:t>
             </m:r>
           </m:e>
           <m:sub>
@@ -4978,7 +4978,7 @@
         <m:sSubSup>
           <m:e>
             <m:r>
-              <m:t>​</m:t>
+              <m:t xml:space="preserve"> </m:t>
             </m:r>
           </m:e>
           <m:sub>
@@ -5035,7 +5035,7 @@
         <m:sSubSup>
           <m:e>
             <m:r>
-              <m:t>​</m:t>
+              <m:t xml:space="preserve"> </m:t>
             </m:r>
           </m:e>
           <m:sub>
@@ -5080,7 +5080,7 @@
         <m:sSubSup>
           <m:e>
             <m:r>
-              <m:t>​</m:t>
+              <m:t xml:space="preserve"> </m:t>
             </m:r>
           </m:e>
           <m:sub>
@@ -5241,7 +5241,7 @@
         <m:sSubSup>
           <m:e>
             <m:r>
-              <m:t>​</m:t>
+              <m:t xml:space="preserve"> </m:t>
             </m:r>
           </m:e>
           <m:sub>
@@ -5286,7 +5286,7 @@
         <m:sSubSup>
           <m:e>
             <m:r>
-              <m:t>​</m:t>
+              <m:t xml:space="preserve"> </m:t>
             </m:r>
           </m:e>
           <m:sub>
@@ -6074,7 +6074,7 @@
         <m:sSubSup>
           <m:e>
             <m:r>
-              <m:t>​</m:t>
+              <m:t xml:space="preserve"> </m:t>
             </m:r>
           </m:e>
           <m:sub>
@@ -6143,7 +6143,7 @@
         <m:sSubSup>
           <m:e>
             <m:r>
-              <m:t>​</m:t>
+              <m:t xml:space="preserve"> </m:t>
             </m:r>
           </m:e>
           <m:sub>

--- a/00-首页/题组Word/习题书/第二篇-结构化学/8-结构推断与综合-教师版.docx
+++ b/00-首页/题组Word/习题书/第二篇-结构化学/8-结构推断与综合-教师版.docx
@@ -135,6 +135,14 @@
       <w:tblPr>
         <w:tblStyle w:val="Table"/>
         <w:tblW w:type="auto" w:w="0"/>
+        <w:tblBorders>
+          <w:top w:val="single" w:sz="12" w:space="0" w:color="000000"/>
+          <w:left w:val="none" w:sz="0" w:space="0" w:color="auto"/>
+          <w:bottom w:val="single" w:sz="12" w:space="0" w:color="000000"/>
+          <w:right w:val="none" w:sz="0" w:space="0" w:color="auto"/>
+          <w:insideH w:val="none" w:sz="0" w:space="0" w:color="auto"/>
+          <w:insideV w:val="none" w:sz="0" w:space="0" w:color="auto"/>
+        </w:tblBorders>
         <w:tblLook w:firstRow="1" w:lastRow="0" w:firstColumn="0" w:lastColumn="0" w:noHBand="0" w:noVBand="0" w:val="0020"/>
       </w:tblPr>
       <w:tblGrid>
@@ -150,7 +158,11 @@
           <w:tblHeader w:val="on"/>
         </w:trPr>
         <w:tc>
-          <w:tcPr/>
+          <w:tcPr>
+            <w:tcBorders>
+              <w:bottom w:val="single" w:sz="8" w:space="0" w:color="000000"/>
+            </w:tcBorders>
+          </w:tcPr>
           <w:p>
             <w:pPr>
               <w:pStyle w:val="Compact"/>
@@ -166,7 +178,11 @@
           </w:p>
         </w:tc>
         <w:tc>
-          <w:tcPr/>
+          <w:tcPr>
+            <w:tcBorders>
+              <w:bottom w:val="single" w:sz="8" w:space="0" w:color="000000"/>
+            </w:tcBorders>
+          </w:tcPr>
           <w:p>
             <w:pPr>
               <w:pStyle w:val="Compact"/>
@@ -182,7 +198,11 @@
           </w:p>
         </w:tc>
         <w:tc>
-          <w:tcPr/>
+          <w:tcPr>
+            <w:tcBorders>
+              <w:bottom w:val="single" w:sz="8" w:space="0" w:color="000000"/>
+            </w:tcBorders>
+          </w:tcPr>
           <w:p>
             <w:pPr>
               <w:pStyle w:val="Compact"/>
@@ -198,7 +218,11 @@
           </w:p>
         </w:tc>
         <w:tc>
-          <w:tcPr/>
+          <w:tcPr>
+            <w:tcBorders>
+              <w:bottom w:val="single" w:sz="8" w:space="0" w:color="000000"/>
+            </w:tcBorders>
+          </w:tcPr>
           <w:p>
             <w:pPr>
               <w:pStyle w:val="Compact"/>
@@ -214,7 +238,11 @@
           </w:p>
         </w:tc>
         <w:tc>
-          <w:tcPr/>
+          <w:tcPr>
+            <w:tcBorders>
+              <w:bottom w:val="single" w:sz="8" w:space="0" w:color="000000"/>
+            </w:tcBorders>
+          </w:tcPr>
           <w:p>
             <w:pPr>
               <w:pStyle w:val="Compact"/>
@@ -230,7 +258,11 @@
           </w:p>
         </w:tc>
         <w:tc>
-          <w:tcPr/>
+          <w:tcPr>
+            <w:tcBorders>
+              <w:bottom w:val="single" w:sz="8" w:space="0" w:color="000000"/>
+            </w:tcBorders>
+          </w:tcPr>
           <w:p>
             <w:pPr>
               <w:pStyle w:val="Compact"/>
@@ -440,9 +472,8 @@
     <w:p>
       <w:pPr>
         <w:pStyle w:val="BodyText"/>
-        <w:spacing w:before="120"/>
+        <w:spacing w:before="0" w:after="0"/>
         <w:ind w:left="480" w:hanging="480"/>
-        <w:spacing w:after="0"/>
       </w:pPr>
       <w:r>
         <w:rPr>
@@ -530,9 +561,8 @@
     <w:p>
       <w:pPr>
         <w:pStyle w:val="BodyText"/>
-        <w:spacing w:before="120"/>
+        <w:spacing w:before="0" w:after="0"/>
         <w:ind w:left="480" w:hanging="480"/>
-        <w:spacing w:before="0" w:after="0"/>
       </w:pPr>
       <w:r>
         <w:rPr>
@@ -582,9 +612,8 @@
     <w:p>
       <w:pPr>
         <w:pStyle w:val="BodyText"/>
-        <w:spacing w:before="120"/>
+        <w:spacing w:before="0" w:after="0"/>
         <w:ind w:left="480" w:hanging="480"/>
-        <w:spacing w:before="0" w:after="0"/>
       </w:pPr>
       <w:r>
         <w:rPr>
@@ -620,9 +649,8 @@
     <w:p>
       <w:pPr>
         <w:pStyle w:val="BodyText"/>
-        <w:spacing w:before="120"/>
+        <w:spacing w:before="0" w:after="0"/>
         <w:ind w:left="480" w:hanging="480"/>
-        <w:spacing w:before="0" w:after="180"/>
       </w:pPr>
       <w:r>
         <w:rPr>
@@ -1918,6 +1946,14 @@
       <w:tblPr>
         <w:tblStyle w:val="Table"/>
         <w:tblW w:type="auto" w:w="0"/>
+        <w:tblBorders>
+          <w:top w:val="single" w:sz="12" w:space="0" w:color="000000"/>
+          <w:left w:val="none" w:sz="0" w:space="0" w:color="auto"/>
+          <w:bottom w:val="single" w:sz="12" w:space="0" w:color="000000"/>
+          <w:right w:val="none" w:sz="0" w:space="0" w:color="auto"/>
+          <w:insideH w:val="none" w:sz="0" w:space="0" w:color="auto"/>
+          <w:insideV w:val="none" w:sz="0" w:space="0" w:color="auto"/>
+        </w:tblBorders>
         <w:tblLook w:firstRow="1" w:lastRow="0" w:firstColumn="0" w:lastColumn="0" w:noHBand="0" w:noVBand="0" w:val="0020"/>
       </w:tblPr>
       <w:tblGrid>
@@ -1929,7 +1965,11 @@
           <w:tblHeader w:val="on"/>
         </w:trPr>
         <w:tc>
-          <w:tcPr/>
+          <w:tcPr>
+            <w:tcBorders>
+              <w:bottom w:val="single" w:sz="8" w:space="0" w:color="000000"/>
+            </w:tcBorders>
+          </w:tcPr>
           <w:p>
             <w:pPr>
               <w:pStyle w:val="Compact"/>
@@ -1945,7 +1985,11 @@
           </w:p>
         </w:tc>
         <w:tc>
-          <w:tcPr/>
+          <w:tcPr>
+            <w:tcBorders>
+              <w:bottom w:val="single" w:sz="8" w:space="0" w:color="000000"/>
+            </w:tcBorders>
+          </w:tcPr>
           <w:p>
             <w:pPr>
               <w:pStyle w:val="Compact"/>
@@ -3585,6 +3629,7 @@
     <w:p>
       <w:pPr>
         <w:pStyle w:val="BodyText"/>
+        <w:spacing w:before="0" w:after="0"/>
       </w:pPr>
       <w:r>
         <w:rPr>
@@ -13064,7 +13109,7 @@
     <ns0:rPr>
       <ns0:rFonts ns0:ascii="Times New Roman" ns0:cs="Times New Roman" ns0:eastAsia="SimHei" ns0:hAnsi="Times New Roman"/>
       <ns0:b/>
-      <ns0:color ns0:val="17324D"/>
+      <ns0:color ns0:val="000000"/>
       <ns0:sz ns0:val="44"/>
       <ns0:szCs ns0:val="56"/>
     </ns0:rPr>
@@ -13206,7 +13251,7 @@
     <ns0:rPr>
       <ns0:rFonts ns0:ascii="Times New Roman" ns0:cs="Times New Roman" ns0:eastAsia="SimHei" ns0:hAnsi="Times New Roman"/>
       <ns0:b/>
-      <ns0:color ns0:val="17324D"/>
+      <ns0:color ns0:val="000000"/>
       <ns0:sz ns0:val="32"/>
       <ns0:szCs ns0:val="40"/>
     </ns0:rPr>
@@ -13230,7 +13275,7 @@
     <ns0:rPr>
       <ns0:rFonts ns0:ascii="Times New Roman" ns0:cs="Times New Roman" ns0:eastAsia="SimHei" ns0:hAnsi="Times New Roman"/>
       <ns0:b/>
-      <ns0:color ns0:val="17324D"/>
+      <ns0:color ns0:val="000000"/>
       <ns0:sz ns0:val="28"/>
       <ns0:szCs ns0:val="32"/>
     </ns0:rPr>
@@ -13254,7 +13299,7 @@
     <ns0:rPr>
       <ns0:rFonts ns0:ascii="Times New Roman" ns0:cs="Times New Roman" ns0:eastAsia="SimHei" ns0:hAnsi="Times New Roman"/>
       <ns0:b/>
-      <ns0:color ns0:val="17324D"/>
+      <ns0:color ns0:val="000000"/>
       <ns0:sz ns0:val="25"/>
       <ns0:szCs ns0:val="28"/>
     </ns0:rPr>
